--- a/generalDesign_documentation/EMG RESEARCH.docx
+++ b/generalDesign_documentation/EMG RESEARCH.docx
@@ -234,6 +234,9 @@
     <w:p/>
     <w:p/>
     <w:p>
+      <w:pPr>
+        <w:pStyle w:val="Heading1"/>
+      </w:pPr>
       <w:r>
         <w:t>Sources</w:t>
       </w:r>
